--- a/docs/00.メニュー.docx
+++ b/docs/00.メニュー.docx
@@ -56,12 +56,244 @@
         </w:rPr>
         <w:t>【メインメニュー】</w:t>
       </w:r>
-      <w:r>
-        <w:rPr>
-          <w:rFonts w:ascii="Meiryo UI" w:eastAsia="Meiryo UI" w:hAnsi="Meiryo UI"/>
-        </w:rPr>
-        <w:br/>
-        <w:t>├── 社員マスタ入力</w:t>
+    </w:p>
+    <w:p>
+      <w:pPr>
+        <w:ind w:leftChars="200" w:left="420"/>
+        <w:rPr>
+          <w:rFonts w:ascii="Meiryo UI" w:eastAsia="Meiryo UI" w:hAnsi="Meiryo UI"/>
+        </w:rPr>
+      </w:pPr>
+      <w:r>
+        <w:rPr>
+          <w:rFonts w:ascii="Meiryo UI" w:eastAsia="Meiryo UI" w:hAnsi="Meiryo UI"/>
+          <w:noProof/>
+        </w:rPr>
+        <mc:AlternateContent>
+          <mc:Choice Requires="wps">
+            <w:drawing>
+              <wp:anchor distT="0" distB="0" distL="114300" distR="114300" simplePos="0" relativeHeight="251663360" behindDoc="0" locked="0" layoutInCell="1" allowOverlap="1" wp14:anchorId="229B7010" wp14:editId="09674A1A">
+                <wp:simplePos x="0" y="0"/>
+                <wp:positionH relativeFrom="column">
+                  <wp:posOffset>681990</wp:posOffset>
+                </wp:positionH>
+                <wp:positionV relativeFrom="paragraph">
+                  <wp:posOffset>3635375</wp:posOffset>
+                </wp:positionV>
+                <wp:extent cx="1847850" cy="1685925"/>
+                <wp:effectExtent l="0" t="0" r="19050" b="28575"/>
+                <wp:wrapNone/>
+                <wp:docPr id="259265477" name="正方形/長方形 1"/>
+                <wp:cNvGraphicFramePr/>
+                <a:graphic xmlns:a="http://schemas.openxmlformats.org/drawingml/2006/main">
+                  <a:graphicData uri="http://schemas.microsoft.com/office/word/2010/wordprocessingShape">
+                    <wps:wsp>
+                      <wps:cNvSpPr/>
+                      <wps:spPr>
+                        <a:xfrm>
+                          <a:off x="0" y="0"/>
+                          <a:ext cx="1847850" cy="1685925"/>
+                        </a:xfrm>
+                        <a:prstGeom prst="rect">
+                          <a:avLst/>
+                        </a:prstGeom>
+                        <a:noFill/>
+                        <a:ln w="9525"/>
+                      </wps:spPr>
+                      <wps:style>
+                        <a:lnRef idx="2">
+                          <a:schemeClr val="accent1">
+                            <a:shade val="15000"/>
+                          </a:schemeClr>
+                        </a:lnRef>
+                        <a:fillRef idx="1">
+                          <a:schemeClr val="accent1"/>
+                        </a:fillRef>
+                        <a:effectRef idx="0">
+                          <a:schemeClr val="accent1"/>
+                        </a:effectRef>
+                        <a:fontRef idx="minor">
+                          <a:schemeClr val="lt1"/>
+                        </a:fontRef>
+                      </wps:style>
+                      <wps:bodyPr rot="0" spcFirstLastPara="0" vertOverflow="overflow" horzOverflow="overflow" vert="horz" wrap="square" lIns="91440" tIns="45720" rIns="91440" bIns="45720" numCol="1" spcCol="0" rtlCol="0" fromWordArt="0" anchor="ctr" anchorCtr="0" forceAA="0" compatLnSpc="1">
+                        <a:prstTxWarp prst="textNoShape">
+                          <a:avLst/>
+                        </a:prstTxWarp>
+                        <a:noAutofit/>
+                      </wps:bodyPr>
+                    </wps:wsp>
+                  </a:graphicData>
+                </a:graphic>
+              </wp:anchor>
+            </w:drawing>
+          </mc:Choice>
+          <mc:Fallback>
+            <w:pict>
+              <v:rect w14:anchorId="65CB6498" id="正方形/長方形 1" o:spid="_x0000_s1026" style="position:absolute;margin-left:53.7pt;margin-top:286.25pt;width:145.5pt;height:132.75pt;z-index:251663360;visibility:visible;mso-wrap-style:square;mso-wrap-distance-left:9pt;mso-wrap-distance-top:0;mso-wrap-distance-right:9pt;mso-wrap-distance-bottom:0;mso-position-horizontal:absolute;mso-position-horizontal-relative:text;mso-position-vertical:absolute;mso-position-vertical-relative:text;v-text-anchor:middle" o:gfxdata="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" filled="f" strokecolor="#030e13 [484]"/>
+            </w:pict>
+          </mc:Fallback>
+        </mc:AlternateContent>
+      </w:r>
+      <w:r>
+        <w:rPr>
+          <w:rFonts w:ascii="Meiryo UI" w:eastAsia="Meiryo UI" w:hAnsi="Meiryo UI"/>
+          <w:noProof/>
+        </w:rPr>
+        <mc:AlternateContent>
+          <mc:Choice Requires="wps">
+            <w:drawing>
+              <wp:anchor distT="0" distB="0" distL="114300" distR="114300" simplePos="0" relativeHeight="251661312" behindDoc="0" locked="0" layoutInCell="1" allowOverlap="1" wp14:anchorId="3FE578B2" wp14:editId="3361FFE0">
+                <wp:simplePos x="0" y="0"/>
+                <wp:positionH relativeFrom="column">
+                  <wp:posOffset>701040</wp:posOffset>
+                </wp:positionH>
+                <wp:positionV relativeFrom="paragraph">
+                  <wp:posOffset>1797050</wp:posOffset>
+                </wp:positionV>
+                <wp:extent cx="1847850" cy="1685925"/>
+                <wp:effectExtent l="0" t="0" r="19050" b="28575"/>
+                <wp:wrapNone/>
+                <wp:docPr id="1630352983" name="正方形/長方形 1"/>
+                <wp:cNvGraphicFramePr/>
+                <a:graphic xmlns:a="http://schemas.openxmlformats.org/drawingml/2006/main">
+                  <a:graphicData uri="http://schemas.microsoft.com/office/word/2010/wordprocessingShape">
+                    <wps:wsp>
+                      <wps:cNvSpPr/>
+                      <wps:spPr>
+                        <a:xfrm>
+                          <a:off x="0" y="0"/>
+                          <a:ext cx="1847850" cy="1685925"/>
+                        </a:xfrm>
+                        <a:prstGeom prst="rect">
+                          <a:avLst/>
+                        </a:prstGeom>
+                        <a:noFill/>
+                        <a:ln w="9525"/>
+                      </wps:spPr>
+                      <wps:style>
+                        <a:lnRef idx="2">
+                          <a:schemeClr val="accent1">
+                            <a:shade val="15000"/>
+                          </a:schemeClr>
+                        </a:lnRef>
+                        <a:fillRef idx="1">
+                          <a:schemeClr val="accent1"/>
+                        </a:fillRef>
+                        <a:effectRef idx="0">
+                          <a:schemeClr val="accent1"/>
+                        </a:effectRef>
+                        <a:fontRef idx="minor">
+                          <a:schemeClr val="lt1"/>
+                        </a:fontRef>
+                      </wps:style>
+                      <wps:bodyPr rot="0" spcFirstLastPara="0" vertOverflow="overflow" horzOverflow="overflow" vert="horz" wrap="square" lIns="91440" tIns="45720" rIns="91440" bIns="45720" numCol="1" spcCol="0" rtlCol="0" fromWordArt="0" anchor="ctr" anchorCtr="0" forceAA="0" compatLnSpc="1">
+                        <a:prstTxWarp prst="textNoShape">
+                          <a:avLst/>
+                        </a:prstTxWarp>
+                        <a:noAutofit/>
+                      </wps:bodyPr>
+                    </wps:wsp>
+                  </a:graphicData>
+                </a:graphic>
+              </wp:anchor>
+            </w:drawing>
+          </mc:Choice>
+          <mc:Fallback>
+            <w:pict>
+              <v:rect w14:anchorId="16B9296C" id="正方形/長方形 1" o:spid="_x0000_s1026" style="position:absolute;margin-left:55.2pt;margin-top:141.5pt;width:145.5pt;height:132.75pt;z-index:251661312;visibility:visible;mso-wrap-style:square;mso-wrap-distance-left:9pt;mso-wrap-distance-top:0;mso-wrap-distance-right:9pt;mso-wrap-distance-bottom:0;mso-position-horizontal:absolute;mso-position-horizontal-relative:text;mso-position-vertical:absolute;mso-position-vertical-relative:text;v-text-anchor:middle" o:gfxdata="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" filled="f" strokecolor="#030e13 [484]"/>
+            </w:pict>
+          </mc:Fallback>
+        </mc:AlternateContent>
+      </w:r>
+      <w:r>
+        <w:rPr>
+          <w:rFonts w:ascii="Meiryo UI" w:eastAsia="Meiryo UI" w:hAnsi="Meiryo UI"/>
+          <w:noProof/>
+        </w:rPr>
+        <mc:AlternateContent>
+          <mc:Choice Requires="wps">
+            <w:drawing>
+              <wp:anchor distT="0" distB="0" distL="114300" distR="114300" simplePos="0" relativeHeight="251659264" behindDoc="0" locked="0" layoutInCell="1" allowOverlap="1" wp14:anchorId="02B57567" wp14:editId="277E40B1">
+                <wp:simplePos x="0" y="0"/>
+                <wp:positionH relativeFrom="column">
+                  <wp:posOffset>710565</wp:posOffset>
+                </wp:positionH>
+                <wp:positionV relativeFrom="paragraph">
+                  <wp:posOffset>6350</wp:posOffset>
+                </wp:positionV>
+                <wp:extent cx="1847850" cy="1685925"/>
+                <wp:effectExtent l="0" t="0" r="19050" b="28575"/>
+                <wp:wrapNone/>
+                <wp:docPr id="297436436" name="正方形/長方形 1"/>
+                <wp:cNvGraphicFramePr/>
+                <a:graphic xmlns:a="http://schemas.openxmlformats.org/drawingml/2006/main">
+                  <a:graphicData uri="http://schemas.microsoft.com/office/word/2010/wordprocessingShape">
+                    <wps:wsp>
+                      <wps:cNvSpPr/>
+                      <wps:spPr>
+                        <a:xfrm>
+                          <a:off x="0" y="0"/>
+                          <a:ext cx="1847850" cy="1685925"/>
+                        </a:xfrm>
+                        <a:prstGeom prst="rect">
+                          <a:avLst/>
+                        </a:prstGeom>
+                        <a:noFill/>
+                        <a:ln w="9525"/>
+                      </wps:spPr>
+                      <wps:style>
+                        <a:lnRef idx="2">
+                          <a:schemeClr val="accent1">
+                            <a:shade val="15000"/>
+                          </a:schemeClr>
+                        </a:lnRef>
+                        <a:fillRef idx="1">
+                          <a:schemeClr val="accent1"/>
+                        </a:fillRef>
+                        <a:effectRef idx="0">
+                          <a:schemeClr val="accent1"/>
+                        </a:effectRef>
+                        <a:fontRef idx="minor">
+                          <a:schemeClr val="lt1"/>
+                        </a:fontRef>
+                      </wps:style>
+                      <wps:bodyPr rot="0" spcFirstLastPara="0" vertOverflow="overflow" horzOverflow="overflow" vert="horz" wrap="square" lIns="91440" tIns="45720" rIns="91440" bIns="45720" numCol="1" spcCol="0" rtlCol="0" fromWordArt="0" anchor="ctr" anchorCtr="0" forceAA="0" compatLnSpc="1">
+                        <a:prstTxWarp prst="textNoShape">
+                          <a:avLst/>
+                        </a:prstTxWarp>
+                        <a:noAutofit/>
+                      </wps:bodyPr>
+                    </wps:wsp>
+                  </a:graphicData>
+                </a:graphic>
+              </wp:anchor>
+            </w:drawing>
+          </mc:Choice>
+          <mc:Fallback>
+            <w:pict>
+              <v:rect w14:anchorId="338C0242" id="正方形/長方形 1" o:spid="_x0000_s1026" style="position:absolute;margin-left:55.95pt;margin-top:.5pt;width:145.5pt;height:132.75pt;z-index:251659264;visibility:visible;mso-wrap-style:square;mso-wrap-distance-left:9pt;mso-wrap-distance-top:0;mso-wrap-distance-right:9pt;mso-wrap-distance-bottom:0;mso-position-horizontal:absolute;mso-position-horizontal-relative:text;mso-position-vertical:absolute;mso-position-vertical-relative:text;v-text-anchor:middle" o:gfxdata="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" filled="f" strokecolor="#030e13 [484]"/>
+            </w:pict>
+          </mc:Fallback>
+        </mc:AlternateContent>
+      </w:r>
+      <w:r>
+        <w:rPr>
+          <w:rFonts w:ascii="Meiryo UI" w:eastAsia="Meiryo UI" w:hAnsi="Meiryo UI"/>
+        </w:rPr>
+        <w:t xml:space="preserve">├── </w:t>
+      </w:r>
+      <w:r>
+        <w:rPr>
+          <w:rFonts w:ascii="Meiryo UI" w:eastAsia="Meiryo UI" w:hAnsi="Meiryo UI" w:hint="eastAsia"/>
+        </w:rPr>
+        <w:t>ログイン</w:t>
+      </w:r>
+      <w:r>
+        <w:rPr>
+          <w:rFonts w:ascii="Meiryo UI" w:eastAsia="Meiryo UI" w:hAnsi="Meiryo UI"/>
+        </w:rPr>
+        <w:t>マスタ入力</w:t>
       </w:r>
       <w:r>
         <w:rPr>
@@ -118,7 +350,19 @@
         <w:rPr>
           <w:rFonts w:ascii="Meiryo UI" w:eastAsia="Meiryo UI" w:hAnsi="Meiryo UI"/>
         </w:rPr>
-        <w:t>【社員登録/編集画面】</w:t>
+        <w:t>【</w:t>
+      </w:r>
+      <w:r>
+        <w:rPr>
+          <w:rFonts w:ascii="Meiryo UI" w:eastAsia="Meiryo UI" w:hAnsi="Meiryo UI" w:hint="eastAsia"/>
+        </w:rPr>
+        <w:t>ログインマスタ</w:t>
+      </w:r>
+      <w:r>
+        <w:rPr>
+          <w:rFonts w:ascii="Meiryo UI" w:eastAsia="Meiryo UI" w:hAnsi="Meiryo UI"/>
+        </w:rPr>
+        <w:t>登録/編集画面】</w:t>
       </w:r>
       <w:r>
         <w:rPr>
@@ -189,7 +433,88 @@
           <w:rFonts w:ascii="Meiryo UI" w:eastAsia="Meiryo UI" w:hAnsi="Meiryo UI"/>
         </w:rPr>
         <w:br/>
-        <w:t>├── 勤怠入力</w:t>
+      </w:r>
+      <w:r>
+        <w:rPr>
+          <w:rFonts w:ascii="Meiryo UI" w:eastAsia="Meiryo UI" w:hAnsi="Meiryo UI"/>
+        </w:rPr>
+        <w:t>├── 社員マスタ入力</w:t>
+      </w:r>
+      <w:r>
+        <w:rPr>
+          <w:rFonts w:ascii="Meiryo UI" w:eastAsia="Meiryo UI" w:hAnsi="Meiryo UI"/>
+        </w:rPr>
+        <w:br/>
+        <w:t xml:space="preserve">│ </w:t>
+      </w:r>
+      <w:r>
+        <w:rPr>
+          <w:rFonts w:ascii="Meiryo UI" w:eastAsia="Meiryo UI" w:hAnsi="Meiryo UI" w:hint="eastAsia"/>
+        </w:rPr>
+        <w:t xml:space="preserve">　　　</w:t>
+      </w:r>
+      <w:r>
+        <w:rPr>
+          <w:rFonts w:ascii="Meiryo UI" w:eastAsia="Meiryo UI" w:hAnsi="Meiryo UI"/>
+        </w:rPr>
+        <w:t>│</w:t>
+      </w:r>
+      <w:r>
+        <w:rPr>
+          <w:rFonts w:ascii="Meiryo UI" w:eastAsia="Meiryo UI" w:hAnsi="Meiryo UI"/>
+        </w:rPr>
+        <w:br/>
+        <w:t xml:space="preserve">│ </w:t>
+      </w:r>
+      <w:r>
+        <w:rPr>
+          <w:rFonts w:ascii="Meiryo UI" w:eastAsia="Meiryo UI" w:hAnsi="Meiryo UI" w:hint="eastAsia"/>
+        </w:rPr>
+        <w:t xml:space="preserve">　　　</w:t>
+      </w:r>
+      <w:r>
+        <w:rPr>
+          <w:rFonts w:ascii="Meiryo UI" w:eastAsia="Meiryo UI" w:hAnsi="Meiryo UI"/>
+        </w:rPr>
+        <w:t>▼</w:t>
+      </w:r>
+      <w:r>
+        <w:rPr>
+          <w:rFonts w:ascii="Meiryo UI" w:eastAsia="Meiryo UI" w:hAnsi="Meiryo UI"/>
+        </w:rPr>
+        <w:br/>
+        <w:t xml:space="preserve">│ </w:t>
+      </w:r>
+      <w:r>
+        <w:rPr>
+          <w:rFonts w:ascii="Meiryo UI" w:eastAsia="Meiryo UI" w:hAnsi="Meiryo UI" w:hint="eastAsia"/>
+        </w:rPr>
+        <w:t xml:space="preserve">　　　</w:t>
+      </w:r>
+      <w:r>
+        <w:rPr>
+          <w:rFonts w:ascii="Meiryo UI" w:eastAsia="Meiryo UI" w:hAnsi="Meiryo UI"/>
+        </w:rPr>
+        <w:t>【社員登録/編集画面】</w:t>
+      </w:r>
+      <w:r>
+        <w:rPr>
+          <w:rFonts w:ascii="Meiryo UI" w:eastAsia="Meiryo UI" w:hAnsi="Meiryo UI"/>
+        </w:rPr>
+        <w:br/>
+        <w:t xml:space="preserve">│ </w:t>
+      </w:r>
+      <w:r>
+        <w:rPr>
+          <w:rFonts w:ascii="Meiryo UI" w:eastAsia="Meiryo UI" w:hAnsi="Meiryo UI" w:hint="eastAsia"/>
+        </w:rPr>
+        <w:t xml:space="preserve">　　　</w:t>
+      </w:r>
+      <w:r>
+        <w:rPr>
+          <w:rFonts w:ascii="Meiryo UI" w:eastAsia="Meiryo UI" w:hAnsi="Meiryo UI"/>
+        </w:rPr>
+        <w:t>│</w:t>
       </w:r>
       <w:r>
         <w:rPr>
@@ -208,7 +533,7 @@
         <w:rPr>
           <w:rFonts w:ascii="Meiryo UI" w:eastAsia="Meiryo UI" w:hAnsi="Meiryo UI"/>
         </w:rPr>
-        <w:t xml:space="preserve"> │</w:t>
+        <w:t xml:space="preserve"> ▼</w:t>
       </w:r>
       <w:r>
         <w:rPr>
@@ -227,7 +552,40 @@
         <w:rPr>
           <w:rFonts w:ascii="Meiryo UI" w:eastAsia="Meiryo UI" w:hAnsi="Meiryo UI"/>
         </w:rPr>
-        <w:t>▼</w:t>
+        <w:t>【メニューへ戻る】</w:t>
+      </w:r>
+      <w:r>
+        <w:rPr>
+          <w:rFonts w:ascii="Meiryo UI" w:eastAsia="Meiryo UI" w:hAnsi="Meiryo UI"/>
+        </w:rPr>
+        <w:br/>
+        <w:t>│</w:t>
+      </w:r>
+      <w:r>
+        <w:rPr>
+          <w:rFonts w:ascii="Meiryo UI" w:eastAsia="Meiryo UI" w:hAnsi="Meiryo UI"/>
+        </w:rPr>
+        <w:br/>
+        <w:t>├── 勤怠入力</w:t>
+      </w:r>
+      <w:r>
+        <w:rPr>
+          <w:rFonts w:ascii="Meiryo UI" w:eastAsia="Meiryo UI" w:hAnsi="Meiryo UI"/>
+        </w:rPr>
+        <w:br/>
+        <w:t>│</w:t>
+      </w:r>
+      <w:r>
+        <w:rPr>
+          <w:rFonts w:ascii="Meiryo UI" w:eastAsia="Meiryo UI" w:hAnsi="Meiryo UI" w:hint="eastAsia"/>
+        </w:rPr>
+        <w:t xml:space="preserve">　　　</w:t>
+      </w:r>
+      <w:r>
+        <w:rPr>
+          <w:rFonts w:ascii="Meiryo UI" w:eastAsia="Meiryo UI" w:hAnsi="Meiryo UI"/>
+        </w:rPr>
+        <w:t xml:space="preserve"> │</w:t>
       </w:r>
       <w:r>
         <w:rPr>
@@ -246,7 +604,7 @@
         <w:rPr>
           <w:rFonts w:ascii="Meiryo UI" w:eastAsia="Meiryo UI" w:hAnsi="Meiryo UI"/>
         </w:rPr>
-        <w:t>【勤怠入力画面（日別）】</w:t>
+        <w:t>▼</w:t>
       </w:r>
       <w:r>
         <w:rPr>
@@ -265,7 +623,7 @@
         <w:rPr>
           <w:rFonts w:ascii="Meiryo UI" w:eastAsia="Meiryo UI" w:hAnsi="Meiryo UI"/>
         </w:rPr>
-        <w:t>│</w:t>
+        <w:t>【勤怠入力画面（日別）】</w:t>
       </w:r>
       <w:r>
         <w:rPr>
@@ -284,7 +642,7 @@
         <w:rPr>
           <w:rFonts w:ascii="Meiryo UI" w:eastAsia="Meiryo UI" w:hAnsi="Meiryo UI"/>
         </w:rPr>
-        <w:t>▼</w:t>
+        <w:t>│</w:t>
       </w:r>
       <w:r>
         <w:rPr>
@@ -303,6 +661,25 @@
         <w:rPr>
           <w:rFonts w:ascii="Meiryo UI" w:eastAsia="Meiryo UI" w:hAnsi="Meiryo UI"/>
         </w:rPr>
+        <w:t>▼</w:t>
+      </w:r>
+      <w:r>
+        <w:rPr>
+          <w:rFonts w:ascii="Meiryo UI" w:eastAsia="Meiryo UI" w:hAnsi="Meiryo UI"/>
+        </w:rPr>
+        <w:br/>
+        <w:t xml:space="preserve">│ </w:t>
+      </w:r>
+      <w:r>
+        <w:rPr>
+          <w:rFonts w:ascii="Meiryo UI" w:eastAsia="Meiryo UI" w:hAnsi="Meiryo UI" w:hint="eastAsia"/>
+        </w:rPr>
+        <w:t xml:space="preserve">　　　</w:t>
+      </w:r>
+      <w:r>
+        <w:rPr>
+          <w:rFonts w:ascii="Meiryo UI" w:eastAsia="Meiryo UI" w:hAnsi="Meiryo UI"/>
+        </w:rPr>
         <w:t>【メニューへ戻る】</w:t>
       </w:r>
       <w:r>
@@ -312,11 +689,293 @@
         <w:br/>
         <w:t>│</w:t>
       </w:r>
-      <w:r>
-        <w:rPr>
-          <w:rFonts w:ascii="Meiryo UI" w:eastAsia="Meiryo UI" w:hAnsi="Meiryo UI"/>
-        </w:rPr>
-        <w:br/>
+    </w:p>
+    <w:p>
+      <w:pPr>
+        <w:ind w:leftChars="200" w:left="420"/>
+        <w:rPr>
+          <w:rFonts w:ascii="Meiryo UI" w:eastAsia="Meiryo UI" w:hAnsi="Meiryo UI"/>
+        </w:rPr>
+      </w:pPr>
+      <w:r>
+        <w:rPr>
+          <w:rFonts w:ascii="Meiryo UI" w:eastAsia="Meiryo UI" w:hAnsi="Meiryo UI"/>
+        </w:rPr>
+        <w:t>│</w:t>
+      </w:r>
+    </w:p>
+    <w:p>
+      <w:pPr>
+        <w:ind w:leftChars="200" w:left="420"/>
+        <w:rPr>
+          <w:rFonts w:ascii="Meiryo UI" w:eastAsia="Meiryo UI" w:hAnsi="Meiryo UI"/>
+        </w:rPr>
+      </w:pPr>
+      <w:r>
+        <w:rPr>
+          <w:rFonts w:ascii="Meiryo UI" w:eastAsia="Meiryo UI" w:hAnsi="Meiryo UI"/>
+        </w:rPr>
+        <w:t>│</w:t>
+      </w:r>
+    </w:p>
+    <w:p>
+      <w:pPr>
+        <w:ind w:leftChars="200" w:left="420"/>
+        <w:rPr>
+          <w:rFonts w:ascii="Meiryo UI" w:eastAsia="Meiryo UI" w:hAnsi="Meiryo UI"/>
+        </w:rPr>
+      </w:pPr>
+      <w:r>
+        <w:rPr>
+          <w:rFonts w:ascii="Meiryo UI" w:eastAsia="Meiryo UI" w:hAnsi="Meiryo UI"/>
+        </w:rPr>
+        <w:t>│</w:t>
+      </w:r>
+    </w:p>
+    <w:p>
+      <w:pPr>
+        <w:ind w:leftChars="200" w:left="420"/>
+        <w:rPr>
+          <w:rFonts w:ascii="Meiryo UI" w:eastAsia="Meiryo UI" w:hAnsi="Meiryo UI"/>
+        </w:rPr>
+      </w:pPr>
+      <w:r>
+        <w:rPr>
+          <w:rFonts w:ascii="Meiryo UI" w:eastAsia="Meiryo UI" w:hAnsi="Meiryo UI"/>
+        </w:rPr>
+        <w:t>│</w:t>
+      </w:r>
+    </w:p>
+    <w:p>
+      <w:pPr>
+        <w:ind w:leftChars="200" w:left="420"/>
+        <w:rPr>
+          <w:rFonts w:ascii="Meiryo UI" w:eastAsia="Meiryo UI" w:hAnsi="Meiryo UI"/>
+        </w:rPr>
+      </w:pPr>
+      <w:r>
+        <w:rPr>
+          <w:rFonts w:ascii="Meiryo UI" w:eastAsia="Meiryo UI" w:hAnsi="Meiryo UI"/>
+        </w:rPr>
+        <w:t>│</w:t>
+      </w:r>
+    </w:p>
+    <w:p>
+      <w:pPr>
+        <w:ind w:leftChars="200" w:left="420"/>
+        <w:rPr>
+          <w:rFonts w:ascii="Meiryo UI" w:eastAsia="Meiryo UI" w:hAnsi="Meiryo UI"/>
+        </w:rPr>
+      </w:pPr>
+      <w:r>
+        <w:rPr>
+          <w:rFonts w:ascii="Meiryo UI" w:eastAsia="Meiryo UI" w:hAnsi="Meiryo UI"/>
+        </w:rPr>
+        <w:t>│</w:t>
+      </w:r>
+    </w:p>
+    <w:p>
+      <w:pPr>
+        <w:ind w:leftChars="200" w:left="420"/>
+        <w:rPr>
+          <w:rFonts w:ascii="Meiryo UI" w:eastAsia="Meiryo UI" w:hAnsi="Meiryo UI"/>
+        </w:rPr>
+      </w:pPr>
+      <w:r>
+        <w:rPr>
+          <w:rFonts w:ascii="Meiryo UI" w:eastAsia="Meiryo UI" w:hAnsi="Meiryo UI"/>
+        </w:rPr>
+        <w:t>│</w:t>
+      </w:r>
+    </w:p>
+    <w:p>
+      <w:pPr>
+        <w:ind w:leftChars="200" w:left="420"/>
+        <w:rPr>
+          <w:rFonts w:ascii="Meiryo UI" w:eastAsia="Meiryo UI" w:hAnsi="Meiryo UI"/>
+        </w:rPr>
+      </w:pPr>
+      <w:r>
+        <w:rPr>
+          <w:rFonts w:ascii="Meiryo UI" w:eastAsia="Meiryo UI" w:hAnsi="Meiryo UI"/>
+        </w:rPr>
+        <w:t>│</w:t>
+      </w:r>
+    </w:p>
+    <w:p>
+      <w:pPr>
+        <w:ind w:leftChars="200" w:left="420"/>
+        <w:rPr>
+          <w:rFonts w:ascii="Meiryo UI" w:eastAsia="Meiryo UI" w:hAnsi="Meiryo UI"/>
+        </w:rPr>
+      </w:pPr>
+      <w:r>
+        <w:rPr>
+          <w:rFonts w:ascii="Meiryo UI" w:eastAsia="Meiryo UI" w:hAnsi="Meiryo UI"/>
+        </w:rPr>
+        <w:lastRenderedPageBreak/>
+        <w:t>│</w:t>
+      </w:r>
+    </w:p>
+    <w:p>
+      <w:pPr>
+        <w:ind w:leftChars="200" w:left="420"/>
+        <w:rPr>
+          <w:rFonts w:ascii="Meiryo UI" w:eastAsia="Meiryo UI" w:hAnsi="Meiryo UI"/>
+        </w:rPr>
+      </w:pPr>
+      <w:r>
+        <w:rPr>
+          <w:rFonts w:ascii="Meiryo UI" w:eastAsia="Meiryo UI" w:hAnsi="Meiryo UI"/>
+          <w:noProof/>
+        </w:rPr>
+        <mc:AlternateContent>
+          <mc:Choice Requires="wps">
+            <w:drawing>
+              <wp:anchor distT="0" distB="0" distL="114300" distR="114300" simplePos="0" relativeHeight="251667456" behindDoc="0" locked="0" layoutInCell="1" allowOverlap="1" wp14:anchorId="07EA6E1B" wp14:editId="4BAB6ED1">
+                <wp:simplePos x="0" y="0"/>
+                <wp:positionH relativeFrom="column">
+                  <wp:posOffset>681990</wp:posOffset>
+                </wp:positionH>
+                <wp:positionV relativeFrom="paragraph">
+                  <wp:posOffset>2530475</wp:posOffset>
+                </wp:positionV>
+                <wp:extent cx="1847850" cy="2333625"/>
+                <wp:effectExtent l="0" t="0" r="19050" b="28575"/>
+                <wp:wrapNone/>
+                <wp:docPr id="1388131931" name="正方形/長方形 1"/>
+                <wp:cNvGraphicFramePr/>
+                <a:graphic xmlns:a="http://schemas.openxmlformats.org/drawingml/2006/main">
+                  <a:graphicData uri="http://schemas.microsoft.com/office/word/2010/wordprocessingShape">
+                    <wps:wsp>
+                      <wps:cNvSpPr/>
+                      <wps:spPr>
+                        <a:xfrm>
+                          <a:off x="0" y="0"/>
+                          <a:ext cx="1847850" cy="2333625"/>
+                        </a:xfrm>
+                        <a:prstGeom prst="rect">
+                          <a:avLst/>
+                        </a:prstGeom>
+                        <a:noFill/>
+                        <a:ln w="9525"/>
+                      </wps:spPr>
+                      <wps:style>
+                        <a:lnRef idx="2">
+                          <a:schemeClr val="accent1">
+                            <a:shade val="15000"/>
+                          </a:schemeClr>
+                        </a:lnRef>
+                        <a:fillRef idx="1">
+                          <a:schemeClr val="accent1"/>
+                        </a:fillRef>
+                        <a:effectRef idx="0">
+                          <a:schemeClr val="accent1"/>
+                        </a:effectRef>
+                        <a:fontRef idx="minor">
+                          <a:schemeClr val="lt1"/>
+                        </a:fontRef>
+                      </wps:style>
+                      <wps:bodyPr rot="0" spcFirstLastPara="0" vertOverflow="overflow" horzOverflow="overflow" vert="horz" wrap="square" lIns="91440" tIns="45720" rIns="91440" bIns="45720" numCol="1" spcCol="0" rtlCol="0" fromWordArt="0" anchor="ctr" anchorCtr="0" forceAA="0" compatLnSpc="1">
+                        <a:prstTxWarp prst="textNoShape">
+                          <a:avLst/>
+                        </a:prstTxWarp>
+                        <a:noAutofit/>
+                      </wps:bodyPr>
+                    </wps:wsp>
+                  </a:graphicData>
+                </a:graphic>
+                <wp14:sizeRelV relativeFrom="margin">
+                  <wp14:pctHeight>0</wp14:pctHeight>
+                </wp14:sizeRelV>
+              </wp:anchor>
+            </w:drawing>
+          </mc:Choice>
+          <mc:Fallback>
+            <w:pict>
+              <v:rect w14:anchorId="7B99B1D6" id="正方形/長方形 1" o:spid="_x0000_s1026" style="position:absolute;margin-left:53.7pt;margin-top:199.25pt;width:145.5pt;height:183.75pt;z-index:251667456;visibility:visible;mso-wrap-style:square;mso-height-percent:0;mso-wrap-distance-left:9pt;mso-wrap-distance-top:0;mso-wrap-distance-right:9pt;mso-wrap-distance-bottom:0;mso-position-horizontal:absolute;mso-position-horizontal-relative:text;mso-position-vertical:absolute;mso-position-vertical-relative:text;mso-height-percent:0;mso-height-relative:margin;v-text-anchor:middle" o:gfxdata="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" filled="f" strokecolor="#030e13 [484]"/>
+            </w:pict>
+          </mc:Fallback>
+        </mc:AlternateContent>
+      </w:r>
+      <w:r>
+        <w:rPr>
+          <w:rFonts w:ascii="Meiryo UI" w:eastAsia="Meiryo UI" w:hAnsi="Meiryo UI"/>
+          <w:noProof/>
+        </w:rPr>
+        <mc:AlternateContent>
+          <mc:Choice Requires="wps">
+            <w:drawing>
+              <wp:anchor distT="0" distB="0" distL="114300" distR="114300" simplePos="0" relativeHeight="251665408" behindDoc="0" locked="0" layoutInCell="1" allowOverlap="1" wp14:anchorId="62B70A35" wp14:editId="42301C41">
+                <wp:simplePos x="0" y="0"/>
+                <wp:positionH relativeFrom="column">
+                  <wp:posOffset>681990</wp:posOffset>
+                </wp:positionH>
+                <wp:positionV relativeFrom="paragraph">
+                  <wp:posOffset>6350</wp:posOffset>
+                </wp:positionV>
+                <wp:extent cx="1847850" cy="2333625"/>
+                <wp:effectExtent l="0" t="0" r="19050" b="28575"/>
+                <wp:wrapNone/>
+                <wp:docPr id="390558337" name="正方形/長方形 1"/>
+                <wp:cNvGraphicFramePr/>
+                <a:graphic xmlns:a="http://schemas.openxmlformats.org/drawingml/2006/main">
+                  <a:graphicData uri="http://schemas.microsoft.com/office/word/2010/wordprocessingShape">
+                    <wps:wsp>
+                      <wps:cNvSpPr/>
+                      <wps:spPr>
+                        <a:xfrm>
+                          <a:off x="0" y="0"/>
+                          <a:ext cx="1847850" cy="2333625"/>
+                        </a:xfrm>
+                        <a:prstGeom prst="rect">
+                          <a:avLst/>
+                        </a:prstGeom>
+                        <a:noFill/>
+                        <a:ln w="9525"/>
+                      </wps:spPr>
+                      <wps:style>
+                        <a:lnRef idx="2">
+                          <a:schemeClr val="accent1">
+                            <a:shade val="15000"/>
+                          </a:schemeClr>
+                        </a:lnRef>
+                        <a:fillRef idx="1">
+                          <a:schemeClr val="accent1"/>
+                        </a:fillRef>
+                        <a:effectRef idx="0">
+                          <a:schemeClr val="accent1"/>
+                        </a:effectRef>
+                        <a:fontRef idx="minor">
+                          <a:schemeClr val="lt1"/>
+                        </a:fontRef>
+                      </wps:style>
+                      <wps:bodyPr rot="0" spcFirstLastPara="0" vertOverflow="overflow" horzOverflow="overflow" vert="horz" wrap="square" lIns="91440" tIns="45720" rIns="91440" bIns="45720" numCol="1" spcCol="0" rtlCol="0" fromWordArt="0" anchor="ctr" anchorCtr="0" forceAA="0" compatLnSpc="1">
+                        <a:prstTxWarp prst="textNoShape">
+                          <a:avLst/>
+                        </a:prstTxWarp>
+                        <a:noAutofit/>
+                      </wps:bodyPr>
+                    </wps:wsp>
+                  </a:graphicData>
+                </a:graphic>
+                <wp14:sizeRelV relativeFrom="margin">
+                  <wp14:pctHeight>0</wp14:pctHeight>
+                </wp14:sizeRelV>
+              </wp:anchor>
+            </w:drawing>
+          </mc:Choice>
+          <mc:Fallback>
+            <w:pict>
+              <v:rect w14:anchorId="2A2CB0CB" id="正方形/長方形 1" o:spid="_x0000_s1026" style="position:absolute;margin-left:53.7pt;margin-top:.5pt;width:145.5pt;height:183.75pt;z-index:251665408;visibility:visible;mso-wrap-style:square;mso-height-percent:0;mso-wrap-distance-left:9pt;mso-wrap-distance-top:0;mso-wrap-distance-right:9pt;mso-wrap-distance-bottom:0;mso-position-horizontal:absolute;mso-position-horizontal-relative:text;mso-position-vertical:absolute;mso-position-vertical-relative:text;mso-height-percent:0;mso-height-relative:margin;v-text-anchor:middle" o:gfxdata="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" filled="f" strokecolor="#030e13 [484]"/>
+            </w:pict>
+          </mc:Fallback>
+        </mc:AlternateContent>
+      </w:r>
+      <w:r>
+        <w:rPr>
+          <w:rFonts w:ascii="Meiryo UI" w:eastAsia="Meiryo UI" w:hAnsi="Meiryo UI"/>
+        </w:rPr>
         <w:t>├── EXCELアップロード</w:t>
       </w:r>
       <w:r>
@@ -586,7 +1245,6 @@
         <w:rPr>
           <w:rFonts w:ascii="Meiryo UI" w:eastAsia="Meiryo UI" w:hAnsi="Meiryo UI" w:hint="eastAsia"/>
         </w:rPr>
-        <w:lastRenderedPageBreak/>
         <w:t xml:space="preserve">　　　　　</w:t>
       </w:r>
       <w:r>
@@ -7667,6 +8325,7 @@
   <w:style w:type="character" w:default="1" w:styleId="a0">
     <w:name w:val="Default Paragraph Font"/>
     <w:uiPriority w:val="1"/>
+    <w:semiHidden/>
     <w:unhideWhenUsed/>
   </w:style>
   <w:style w:type="table" w:default="1" w:styleId="a1">
